--- a/Others/Task/20260302/numpy随机数-where函数使用.docx
+++ b/Others/Task/20260302/numpy随机数-where函数使用.docx
@@ -272,42 +272,8 @@
           <w:shd w:val="clear" w:color="auto" w:fill="FFFFFF"/>
         </w:rPr>
         <w:br/>
-        <w:t xml:space="preserve">A. </w:t>
-      </w:r>
-      <w:proofErr w:type="gramStart"/>
-      <w:r>
-        <w:rPr>
-          <w:rFonts w:ascii="Segoe UI" w:eastAsia="Segoe UI" w:hAnsi="Segoe UI" w:cs="Segoe UI"/>
-          <w:color w:val="0F1115"/>
-          <w:sz w:val="16"/>
-          <w:szCs w:val="16"/>
-          <w:shd w:val="clear" w:color="auto" w:fill="FFFFFF"/>
-        </w:rPr>
-        <w:t>生成[</w:t>
-      </w:r>
-      <w:proofErr w:type="gramEnd"/>
-      <w:r>
-        <w:rPr>
-          <w:rFonts w:ascii="Segoe UI" w:eastAsia="Segoe UI" w:hAnsi="Segoe UI" w:cs="Segoe UI"/>
-          <w:color w:val="0F1115"/>
-          <w:sz w:val="16"/>
-          <w:szCs w:val="16"/>
-          <w:shd w:val="clear" w:color="auto" w:fill="FFFFFF"/>
-        </w:rPr>
-        <w:t>0,</w:t>
-      </w:r>
-      <w:proofErr w:type="gramStart"/>
-      <w:r>
-        <w:rPr>
-          <w:rFonts w:ascii="Segoe UI" w:eastAsia="Segoe UI" w:hAnsi="Segoe UI" w:cs="Segoe UI"/>
-          <w:color w:val="0F1115"/>
-          <w:sz w:val="16"/>
-          <w:szCs w:val="16"/>
-          <w:shd w:val="clear" w:color="auto" w:fill="FFFFFF"/>
-        </w:rPr>
-        <w:t>1)均匀分布随机数</w:t>
-      </w:r>
-      <w:proofErr w:type="gramEnd"/>
+        <w:t>A. 生成[0,1)均匀分布随机数</w:t>
+      </w:r>
       <w:r>
         <w:rPr>
           <w:rFonts w:ascii="Segoe UI" w:eastAsia="Segoe UI" w:hAnsi="Segoe UI" w:cs="Segoe UI"/>
@@ -525,7 +491,6 @@
           <w:color w:val="0F1115"/>
           <w:sz w:val="16"/>
           <w:szCs w:val="16"/>
-          <w:highlight w:val="green"/>
           <w:shd w:val="clear" w:color="auto" w:fill="FFFFFF"/>
         </w:rPr>
         <w:t>A. 可用于多维数组打乱</w:t>
@@ -550,6 +515,16 @@
           <w:shd w:val="clear" w:color="auto" w:fill="FFFFFF"/>
         </w:rPr>
         <w:br/>
+      </w:r>
+      <w:r>
+        <w:rPr>
+          <w:rFonts w:ascii="Segoe UI" w:eastAsia="Segoe UI" w:hAnsi="Segoe UI" w:cs="Segoe UI"/>
+          <w:color w:val="0F1115"/>
+          <w:sz w:val="16"/>
+          <w:szCs w:val="16"/>
+          <w:highlight w:val="green"/>
+          <w:shd w:val="clear" w:color="auto" w:fill="FFFFFF"/>
+        </w:rPr>
         <w:t>C. 不创建新数组</w:t>
       </w:r>
       <w:r>
@@ -1614,6 +1589,138 @@
         <w:t>到数组的每个元素。</w:t>
       </w:r>
     </w:p>
+    <w:p>
+      <w:pPr>
+        <w:pStyle w:val="a3"/>
+        <w:widowControl/>
+        <w:shd w:val="clear" w:color="auto" w:fill="FFFFFF"/>
+        <w:spacing w:before="160" w:after="160"/>
+        <w:rPr>
+          <w:rFonts w:ascii="Segoe UI" w:eastAsia="Segoe UI" w:hAnsi="Segoe UI" w:cs="Segoe UI"/>
+          <w:color w:val="0F1115"/>
+          <w:sz w:val="16"/>
+          <w:szCs w:val="16"/>
+        </w:rPr>
+      </w:pPr>
+      <w:r>
+        <w:rPr>
+          <w:rStyle w:val="a4"/>
+          <w:rFonts w:ascii="Segoe UI" w:eastAsia="Segoe UI" w:hAnsi="Segoe UI" w:cs="Segoe UI"/>
+          <w:bCs/>
+          <w:color w:val="0F1115"/>
+          <w:sz w:val="16"/>
+          <w:szCs w:val="16"/>
+          <w:shd w:val="clear" w:color="auto" w:fill="FFFFFF"/>
+        </w:rPr>
+        <w:t>9. 关于</w:t>
+      </w:r>
+      <w:proofErr w:type="spellStart"/>
+      <w:r>
+        <w:rPr>
+          <w:rStyle w:val="a4"/>
+          <w:rFonts w:ascii="Segoe UI" w:eastAsia="Segoe UI" w:hAnsi="Segoe UI" w:cs="Segoe UI"/>
+          <w:bCs/>
+          <w:color w:val="0F1115"/>
+          <w:sz w:val="16"/>
+          <w:szCs w:val="16"/>
+          <w:shd w:val="clear" w:color="auto" w:fill="FFFFFF"/>
+        </w:rPr>
+        <w:t>np.mean</w:t>
+      </w:r>
+      <w:proofErr w:type="spellEnd"/>
+      <w:r>
+        <w:rPr>
+          <w:rStyle w:val="a4"/>
+          <w:rFonts w:ascii="Segoe UI" w:eastAsia="Segoe UI" w:hAnsi="Segoe UI" w:cs="Segoe UI"/>
+          <w:bCs/>
+          <w:color w:val="0F1115"/>
+          <w:sz w:val="16"/>
+          <w:szCs w:val="16"/>
+          <w:shd w:val="clear" w:color="auto" w:fill="FFFFFF"/>
+        </w:rPr>
+        <w:t>(</w:t>
+      </w:r>
+      <w:proofErr w:type="spellStart"/>
+      <w:r>
+        <w:rPr>
+          <w:rStyle w:val="a4"/>
+          <w:rFonts w:ascii="Segoe UI" w:eastAsia="Segoe UI" w:hAnsi="Segoe UI" w:cs="Segoe UI"/>
+          <w:bCs/>
+          <w:color w:val="0F1115"/>
+          <w:sz w:val="16"/>
+          <w:szCs w:val="16"/>
+          <w:shd w:val="clear" w:color="auto" w:fill="FFFFFF"/>
+        </w:rPr>
+        <w:t>arr,axis</w:t>
+      </w:r>
+      <w:proofErr w:type="spellEnd"/>
+      <w:r>
+        <w:rPr>
+          <w:rStyle w:val="a4"/>
+          <w:rFonts w:ascii="Segoe UI" w:eastAsia="Segoe UI" w:hAnsi="Segoe UI" w:cs="Segoe UI"/>
+          <w:bCs/>
+          <w:color w:val="0F1115"/>
+          <w:sz w:val="16"/>
+          <w:szCs w:val="16"/>
+          <w:shd w:val="clear" w:color="auto" w:fill="FFFFFF"/>
+        </w:rPr>
+        <w:t>=0,keepdims=True)的描述正确的是：</w:t>
+      </w:r>
+      <w:r>
+        <w:rPr>
+          <w:rFonts w:ascii="Segoe UI" w:eastAsia="Segoe UI" w:hAnsi="Segoe UI" w:cs="Segoe UI"/>
+          <w:color w:val="0F1115"/>
+          <w:sz w:val="16"/>
+          <w:szCs w:val="16"/>
+          <w:shd w:val="clear" w:color="auto" w:fill="FFFFFF"/>
+        </w:rPr>
+        <w:br/>
+        <w:t>A. 计算整个数组平均值</w:t>
+      </w:r>
+      <w:r>
+        <w:rPr>
+          <w:rFonts w:ascii="Segoe UI" w:eastAsia="Segoe UI" w:hAnsi="Segoe UI" w:cs="Segoe UI"/>
+          <w:color w:val="0F1115"/>
+          <w:sz w:val="16"/>
+          <w:szCs w:val="16"/>
+          <w:shd w:val="clear" w:color="auto" w:fill="FFFFFF"/>
+        </w:rPr>
+        <w:br/>
+        <w:t>B. 结果维度比原数组少一维</w:t>
+      </w:r>
+      <w:r>
+        <w:rPr>
+          <w:rFonts w:ascii="Segoe UI" w:eastAsia="Segoe UI" w:hAnsi="Segoe UI" w:cs="Segoe UI"/>
+          <w:color w:val="0F1115"/>
+          <w:sz w:val="16"/>
+          <w:szCs w:val="16"/>
+          <w:shd w:val="clear" w:color="auto" w:fill="FFFFFF"/>
+        </w:rPr>
+        <w:br/>
+      </w:r>
+      <w:r>
+        <w:rPr>
+          <w:rFonts w:ascii="Segoe UI" w:eastAsia="Segoe UI" w:hAnsi="Segoe UI" w:cs="Segoe UI"/>
+          <w:color w:val="0F1115"/>
+          <w:sz w:val="16"/>
+          <w:szCs w:val="16"/>
+          <w:highlight w:val="green"/>
+          <w:shd w:val="clear" w:color="auto" w:fill="FFFFFF"/>
+        </w:rPr>
+        <w:t>C. 结果与原数组维度相同</w:t>
+      </w:r>
+      <w:r>
+        <w:rPr>
+          <w:rFonts w:ascii="Segoe UI" w:eastAsia="Segoe UI" w:hAnsi="Segoe UI" w:cs="Segoe UI"/>
+          <w:color w:val="0F1115"/>
+          <w:sz w:val="16"/>
+          <w:szCs w:val="16"/>
+          <w:shd w:val="clear" w:color="auto" w:fill="FFFFFF"/>
+        </w:rPr>
+        <w:br/>
+        <w:t>D. 计算每行平均值</w:t>
+      </w:r>
+    </w:p>
     <w:p/>
     <w:p/>
     <w:p>
@@ -1662,13 +1769,8 @@
       <w:r>
         <w:t>N</w:t>
       </w:r>
-      <w:proofErr w:type="gramStart"/>
-      <w:r>
-        <w:t>个</w:t>
-      </w:r>
-      <w:proofErr w:type="gramEnd"/>
-      <w:r>
-        <w:t>形状为</w:t>
+      <w:r>
+        <w:t>个形状为</w:t>
       </w:r>
       <w:r>
         <w:t>(</w:t>
@@ -1791,7 +1893,6 @@
           <w:szCs w:val="22"/>
           <w:shd w:val="clear" w:color="auto" w:fill="FFFFFF"/>
         </w:rPr>
-        <w:lastRenderedPageBreak/>
         <w:t>三、主观题（每题10分，共30分）</w:t>
       </w:r>
     </w:p>
@@ -1969,43 +2070,23 @@
         </w:rPr>
       </w:pPr>
       <w:proofErr w:type="spellStart"/>
-      <w:proofErr w:type="gramStart"/>
       <w:r>
         <w:rPr>
           <w:rFonts w:ascii="Segoe UI" w:hAnsi="Segoe UI" w:cs="Segoe UI"/>
           <w:color w:val="0F1115"/>
           <w:highlight w:val="green"/>
         </w:rPr>
-        <w:t>np.random</w:t>
-      </w:r>
-      <w:proofErr w:type="gramEnd"/>
+        <w:t>np.random.seed</w:t>
+      </w:r>
+      <w:proofErr w:type="spellEnd"/>
       <w:r>
         <w:rPr>
           <w:rFonts w:ascii="Segoe UI" w:hAnsi="Segoe UI" w:cs="Segoe UI"/>
           <w:color w:val="0F1115"/>
           <w:highlight w:val="green"/>
         </w:rPr>
-        <w:t>.</w:t>
-      </w:r>
-      <w:proofErr w:type="gramStart"/>
-      <w:r>
-        <w:rPr>
-          <w:rFonts w:ascii="Segoe UI" w:hAnsi="Segoe UI" w:cs="Segoe UI"/>
-          <w:color w:val="0F1115"/>
-          <w:highlight w:val="green"/>
-        </w:rPr>
-        <w:t>seed</w:t>
-      </w:r>
-      <w:proofErr w:type="spellEnd"/>
-      <w:r>
-        <w:rPr>
-          <w:rFonts w:ascii="Segoe UI" w:hAnsi="Segoe UI" w:cs="Segoe UI"/>
-          <w:color w:val="0F1115"/>
-          <w:highlight w:val="green"/>
-        </w:rPr>
         <w:t>(</w:t>
       </w:r>
-      <w:proofErr w:type="gramEnd"/>
       <w:r>
         <w:rPr>
           <w:rFonts w:ascii="Segoe UI" w:hAnsi="Segoe UI" w:cs="Segoe UI" w:hint="eastAsia"/>
@@ -2030,7 +2111,7 @@
         <w:shd w:val="clear" w:color="auto" w:fill="FFFFFF"/>
         <w:spacing w:before="160" w:after="160"/>
         <w:rPr>
-          <w:rFonts w:ascii="Segoe UI" w:hAnsi="Segoe UI" w:cs="Segoe UI" w:hint="eastAsia"/>
+          <w:rFonts w:ascii="Segoe UI" w:hAnsi="Segoe UI" w:cs="Segoe UI"/>
           <w:color w:val="0F1115"/>
           <w:sz w:val="16"/>
           <w:szCs w:val="16"/>
@@ -2361,7 +2442,7 @@
         <w:shd w:val="clear" w:color="auto" w:fill="FFFFFF"/>
         <w:spacing w:before="160" w:after="160"/>
         <w:rPr>
-          <w:rFonts w:ascii="Segoe UI" w:hAnsi="Segoe UI" w:cs="Segoe UI" w:hint="eastAsia"/>
+          <w:rFonts w:ascii="Segoe UI" w:hAnsi="Segoe UI" w:cs="Segoe UI"/>
           <w:color w:val="0F1115"/>
           <w:shd w:val="clear" w:color="auto" w:fill="FFFFFF"/>
         </w:rPr>
@@ -2520,7 +2601,6 @@
         <w:t xml:space="preserve">(1) </w:t>
       </w:r>
       <w:proofErr w:type="spellStart"/>
-      <w:proofErr w:type="gramStart"/>
       <w:r>
         <w:rPr>
           <w:rFonts w:ascii="Segoe UI" w:eastAsia="Segoe UI" w:hAnsi="Segoe UI" w:cs="Segoe UI"/>
@@ -2530,7 +2610,6 @@
         <w:t>np.concatenate</w:t>
       </w:r>
       <w:proofErr w:type="spellEnd"/>
-      <w:proofErr w:type="gramEnd"/>
       <w:r>
         <w:rPr>
           <w:rFonts w:ascii="Segoe UI" w:eastAsia="Segoe UI" w:hAnsi="Segoe UI" w:cs="Segoe UI"/>
@@ -2540,7 +2619,6 @@
         <w:t>((</w:t>
       </w:r>
       <w:proofErr w:type="spellStart"/>
-      <w:proofErr w:type="gramStart"/>
       <w:r>
         <w:rPr>
           <w:rFonts w:ascii="Segoe UI" w:eastAsia="Segoe UI" w:hAnsi="Segoe UI" w:cs="Segoe UI"/>
@@ -2556,16 +2634,7 @@
           <w:color w:val="0F1115"/>
           <w:shd w:val="clear" w:color="auto" w:fill="FFFFFF"/>
         </w:rPr>
-        <w:t>),axis</w:t>
-      </w:r>
-      <w:proofErr w:type="gramEnd"/>
-      <w:r>
-        <w:rPr>
-          <w:rFonts w:ascii="Segoe UI" w:eastAsia="Segoe UI" w:hAnsi="Segoe UI" w:cs="Segoe UI"/>
-          <w:color w:val="0F1115"/>
-          <w:shd w:val="clear" w:color="auto" w:fill="FFFFFF"/>
-        </w:rPr>
-        <w:t>=0)</w:t>
+        <w:t>),axis=0)</w:t>
       </w:r>
     </w:p>
     <w:p>
@@ -2641,16 +2710,16 @@
           <w:shd w:val="clear" w:color="auto" w:fill="FFFFFF"/>
         </w:rPr>
         <w:br/>
-        <w:t>(2) np.s</w:t>
-      </w:r>
-      <w:proofErr w:type="spellStart"/>
-      <w:r>
-        <w:rPr>
-          <w:rFonts w:ascii="Segoe UI" w:eastAsia="Segoe UI" w:hAnsi="Segoe UI" w:cs="Segoe UI"/>
-          <w:color w:val="0F1115"/>
-          <w:shd w:val="clear" w:color="auto" w:fill="FFFFFF"/>
-        </w:rPr>
-        <w:t>tack</w:t>
+        <w:t xml:space="preserve">(2) </w:t>
+      </w:r>
+      <w:proofErr w:type="spellStart"/>
+      <w:r>
+        <w:rPr>
+          <w:rFonts w:ascii="Segoe UI" w:eastAsia="Segoe UI" w:hAnsi="Segoe UI" w:cs="Segoe UI"/>
+          <w:color w:val="0F1115"/>
+          <w:shd w:val="clear" w:color="auto" w:fill="FFFFFF"/>
+        </w:rPr>
+        <w:t>np.stack</w:t>
       </w:r>
       <w:proofErr w:type="spellEnd"/>
       <w:r>
@@ -2662,7 +2731,6 @@
         <w:t>((</w:t>
       </w:r>
       <w:proofErr w:type="spellStart"/>
-      <w:proofErr w:type="gramStart"/>
       <w:r>
         <w:rPr>
           <w:rFonts w:ascii="Segoe UI" w:eastAsia="Segoe UI" w:hAnsi="Segoe UI" w:cs="Segoe UI"/>
@@ -2678,16 +2746,7 @@
           <w:color w:val="0F1115"/>
           <w:shd w:val="clear" w:color="auto" w:fill="FFFFFF"/>
         </w:rPr>
-        <w:t>),axis</w:t>
-      </w:r>
-      <w:proofErr w:type="gramEnd"/>
-      <w:r>
-        <w:rPr>
-          <w:rFonts w:ascii="Segoe UI" w:eastAsia="Segoe UI" w:hAnsi="Segoe UI" w:cs="Segoe UI"/>
-          <w:color w:val="0F1115"/>
-          <w:shd w:val="clear" w:color="auto" w:fill="FFFFFF"/>
-        </w:rPr>
-        <w:t>=0)</w:t>
+        <w:t>),axis=0)</w:t>
       </w:r>
     </w:p>
     <w:p>
@@ -2709,17 +2768,8 @@
           <w:highlight w:val="green"/>
           <w:shd w:val="clear" w:color="auto" w:fill="FFFFFF"/>
         </w:rPr>
-        <w:t>在</w:t>
-      </w:r>
-      <w:proofErr w:type="gramStart"/>
-      <w:r>
-        <w:rPr>
-          <w:rFonts w:ascii="Segoe UI" w:hAnsi="Segoe UI" w:cs="Segoe UI" w:hint="eastAsia"/>
-          <w:color w:val="0F1115"/>
-          <w:highlight w:val="green"/>
-          <w:shd w:val="clear" w:color="auto" w:fill="FFFFFF"/>
-        </w:rPr>
-        <w:t>第</w:t>
+        <w:lastRenderedPageBreak/>
+        <w:t>在第</w:t>
       </w:r>
       <w:r>
         <w:rPr>
@@ -2739,7 +2789,6 @@
         </w:rPr>
         <w:t>维上合并</w:t>
       </w:r>
-      <w:proofErr w:type="gramEnd"/>
       <w:r>
         <w:rPr>
           <w:rFonts w:ascii="Segoe UI" w:hAnsi="Segoe UI" w:cs="Segoe UI" w:hint="eastAsia"/>
@@ -2783,16 +2832,16 @@
           <w:shd w:val="clear" w:color="auto" w:fill="FFFFFF"/>
         </w:rPr>
         <w:br/>
-        <w:t>(3) np.m</w:t>
-      </w:r>
-      <w:proofErr w:type="spellStart"/>
-      <w:r>
-        <w:rPr>
-          <w:rFonts w:ascii="Segoe UI" w:eastAsia="Segoe UI" w:hAnsi="Segoe UI" w:cs="Segoe UI"/>
-          <w:color w:val="0F1115"/>
-          <w:shd w:val="clear" w:color="auto" w:fill="FFFFFF"/>
-        </w:rPr>
-        <w:t>ean</w:t>
+        <w:t xml:space="preserve">(3) </w:t>
+      </w:r>
+      <w:proofErr w:type="spellStart"/>
+      <w:r>
+        <w:rPr>
+          <w:rFonts w:ascii="Segoe UI" w:eastAsia="Segoe UI" w:hAnsi="Segoe UI" w:cs="Segoe UI"/>
+          <w:color w:val="0F1115"/>
+          <w:shd w:val="clear" w:color="auto" w:fill="FFFFFF"/>
+        </w:rPr>
+        <w:t>np.mean</w:t>
       </w:r>
       <w:proofErr w:type="spellEnd"/>
       <w:r>
@@ -2804,7 +2853,6 @@
         <w:t>(</w:t>
       </w:r>
       <w:proofErr w:type="spellStart"/>
-      <w:proofErr w:type="gramStart"/>
       <w:r>
         <w:rPr>
           <w:rFonts w:ascii="Segoe UI" w:eastAsia="Segoe UI" w:hAnsi="Segoe UI" w:cs="Segoe UI"/>
@@ -2814,32 +2862,13 @@
         <w:t>a,axis</w:t>
       </w:r>
       <w:proofErr w:type="spellEnd"/>
-      <w:proofErr w:type="gramEnd"/>
-      <w:r>
-        <w:rPr>
-          <w:rFonts w:ascii="Segoe UI" w:eastAsia="Segoe UI" w:hAnsi="Segoe UI" w:cs="Segoe UI"/>
-          <w:color w:val="0F1115"/>
-          <w:shd w:val="clear" w:color="auto" w:fill="FFFFFF"/>
-        </w:rPr>
-        <w:t>=</w:t>
-      </w:r>
-      <w:proofErr w:type="gramStart"/>
-      <w:r>
-        <w:rPr>
-          <w:rFonts w:ascii="Segoe UI" w:eastAsia="Segoe UI" w:hAnsi="Segoe UI" w:cs="Segoe UI"/>
-          <w:color w:val="0F1115"/>
-          <w:shd w:val="clear" w:color="auto" w:fill="FFFFFF"/>
-        </w:rPr>
-        <w:t>1,keepdims</w:t>
-      </w:r>
-      <w:proofErr w:type="gramEnd"/>
-      <w:r>
-        <w:rPr>
-          <w:rFonts w:ascii="Segoe UI" w:eastAsia="Segoe UI" w:hAnsi="Segoe UI" w:cs="Segoe UI"/>
-          <w:color w:val="0F1115"/>
-          <w:shd w:val="clear" w:color="auto" w:fill="FFFFFF"/>
-        </w:rPr>
-        <w:t>=True)</w:t>
+      <w:r>
+        <w:rPr>
+          <w:rFonts w:ascii="Segoe UI" w:eastAsia="Segoe UI" w:hAnsi="Segoe UI" w:cs="Segoe UI"/>
+          <w:color w:val="0F1115"/>
+          <w:shd w:val="clear" w:color="auto" w:fill="FFFFFF"/>
+        </w:rPr>
+        <w:t>=1,keepdims=True)</w:t>
       </w:r>
     </w:p>
     <w:p>
@@ -2849,7 +2878,7 @@
         <w:shd w:val="clear" w:color="auto" w:fill="FFFFFF"/>
         <w:spacing w:before="160" w:after="160"/>
         <w:rPr>
-          <w:rFonts w:ascii="Segoe UI" w:hAnsi="Segoe UI" w:cs="Segoe UI" w:hint="eastAsia"/>
+          <w:rFonts w:ascii="Segoe UI" w:hAnsi="Segoe UI" w:cs="Segoe UI"/>
           <w:color w:val="0F1115"/>
           <w:shd w:val="clear" w:color="auto" w:fill="FFFFFF"/>
         </w:rPr>
@@ -3268,6 +3297,7 @@
   <w:style w:type="character" w:default="1" w:styleId="a0">
     <w:name w:val="Default Paragraph Font"/>
     <w:uiPriority w:val="1"/>
+    <w:semiHidden/>
     <w:unhideWhenUsed/>
   </w:style>
   <w:style w:type="table" w:default="1" w:styleId="a1">
